--- a/content-src/docx/R TLS 1995 11 17 Platform Souls.docx
+++ b/content-src/docx/R TLS 1995 11 17 Platform Souls.docx
@@ -28,10 +28,7 @@
     </w:p>
     <w:p>
       <w:r>
-        <w:rPr>
-          <w:b w:val="0"/>
-        </w:rPr>
-        <w:t>&lt;details&gt;Review of Nicholas Whittaker, Platform Souls: The trainspotter as twentieth-century hero, 255pp. Gollancz. £14.99. 0 575 05981 8. The Times Literary Supplement, 17 November 1995, p. 12.&lt;/details&gt;</w:t>
+        <w:t xml:space="preserve">&lt;details&gt;Nicholas Whittaker, Platform Souls: The trainspotter as twentieth-century hero, 255pp. Gollancz. £14.99.&lt;/details&gt;</w:t>
       </w:r>
     </w:p>
     <w:p>
